--- a/Chye_Yan_Tong_Resume_2026.docx
+++ b/Chye_Yan_Tong_Resume_2026.docx
@@ -1224,7 +1224,7 @@
           <w:rFonts w:ascii="Calibri" w:hAnsi="Calibri"/>
           <w:sz w:val="20"/>
         </w:rPr>
-        <w:t>rEntas CTF, International Women's Day CTF, picoCTF 2024</w:t>
+        <w:t>rEntas CTF, picoCTF 2024</w:t>
       </w:r>
     </w:p>
     <w:p>

--- a/Chye_Yan_Tong_Resume_2026.docx
+++ b/Chye_Yan_Tong_Resume_2026.docx
@@ -649,7 +649,57 @@
                 <w:rFonts w:ascii="Calibri" w:hAnsi="Calibri"/>
                 <w:sz w:val="19"/>
               </w:rPr>
-              <w:t>LUNA Women's Safety App &amp; Wira Disaster Resilience Platform</w:t>
+              <w:t>LUNA Women's Safety App</w:t>
+            </w:r>
+          </w:p>
+        </w:tc>
+        <w:tc>
+          <w:tcPr>
+            <w:tcW w:type="dxa" w:w="720"/>
+          </w:tcPr>
+          <w:p>
+            <w:r/>
+            <w:r>
+              <w:rPr>
+                <w:rFonts w:ascii="Calibri" w:hAnsi="Calibri"/>
+                <w:color w:val="555555"/>
+                <w:sz w:val="19"/>
+              </w:rPr>
+              <w:t>2026</w:t>
+            </w:r>
+          </w:p>
+        </w:tc>
+      </w:tr>
+      <w:tr>
+        <w:tc>
+          <w:tcPr>
+            <w:tcW w:type="dxa" w:w="3168"/>
+          </w:tcPr>
+          <w:p>
+            <w:r/>
+            <w:r>
+              <w:rPr>
+                <w:rFonts w:ascii="Calibri" w:hAnsi="Calibri"/>
+                <w:b/>
+                <w:sz w:val="19"/>
+              </w:rPr>
+              <w:t>Borneo Hackathon</w:t>
+            </w:r>
+          </w:p>
+        </w:tc>
+        <w:tc>
+          <w:tcPr>
+            <w:tcW w:type="dxa" w:w="6480"/>
+          </w:tcPr>
+          <w:p>
+            <w:r>
+              <w:t>Wira Disaster Resilience Platform</w:t>
+            </w:r>
+            <w:r>
+              <w:rPr>
+                <w:rFonts w:ascii="Calibri" w:hAnsi="Calibri"/>
+                <w:sz w:val="19"/>
+              </w:rPr>
             </w:r>
           </w:p>
         </w:tc>
@@ -919,7 +969,7 @@
           <w:color w:val="1A3C6E"/>
           <w:sz w:val="21"/>
         </w:rPr>
-        <w:t>Wira — AI Disaster Resilience Platform  |  Blueprint Hackathon Finalist</w:t>
+        <w:t>Wira — AI Disaster Resilience Platform  |  Borneo Hackathon</w:t>
       </w:r>
     </w:p>
     <w:p>

--- a/Chye_Yan_Tong_Resume_2026.docx
+++ b/Chye_Yan_Tong_Resume_2026.docx
@@ -26,7 +26,7 @@
           <w:color w:val="555555"/>
           <w:sz w:val="19"/>
         </w:rPr>
-        <w:t>Kuala Lumpur, Malaysia  |  chyeyantong03@gmail.com  |  linkedin.com/in/yantongchye  |  github.com/yantongggg</w:t>
+        <w:t>Kuala Lumpur, Malaysia  |  chyeyantong03@gmail.com  |  linkedin.com/in/yantongchye  |  github.com/yantongggg/portfolio</w:t>
       </w:r>
     </w:p>
     <w:p>
@@ -173,6 +173,20 @@
           <w:sz w:val="20"/>
         </w:rPr>
         <w:t>Active bug bounty researcher with confirmed vulnerabilities reported on Bugcrowd and GitHub open-source repositories</w:t>
+      </w:r>
+    </w:p>
+    <w:p>
+      <w:pPr>
+        <w:pStyle w:val="ListBullet"/>
+        <w:spacing w:before="20" w:after="20"/>
+        <w:ind w:left="432"/>
+      </w:pPr>
+      <w:r>
+        <w:rPr>
+          <w:rFonts w:ascii="Calibri" w:hAnsi="Calibri"/>
+          <w:sz w:val="20"/>
+        </w:rPr>
+        <w:t>Discovered and responsibly disclosed 6 CVEs, including CVE-2026-46380 in compliance-trestle, plus credited co-reporter on a Hoppscotch backend advisory</w:t>
       </w:r>
     </w:p>
     <w:p>
@@ -421,6 +435,58 @@
                 <w:sz w:val="19"/>
               </w:rPr>
               <w:t>Year</w:t>
+            </w:r>
+          </w:p>
+        </w:tc>
+      </w:tr>
+      <w:tr>
+        <w:tc>
+          <w:tcPr>
+            <w:tcW w:type="dxa" w:w="3168"/>
+          </w:tcPr>
+          <w:p>
+            <w:r>
+              <w:t>Top 5 Worldwide</w:t>
+            </w:r>
+            <w:r>
+              <w:rPr>
+                <w:rFonts w:ascii="Calibri" w:hAnsi="Calibri"/>
+                <w:b/>
+                <w:sz w:val="19"/>
+              </w:rPr>
+            </w:r>
+          </w:p>
+        </w:tc>
+        <w:tc>
+          <w:tcPr>
+            <w:tcW w:type="dxa" w:w="6480"/>
+          </w:tcPr>
+          <w:p>
+            <w:r>
+              <w:t>SuperAI NEXT Hackathon — BunkerGuard AI Agentic Maritime Intelligence</w:t>
+            </w:r>
+            <w:r>
+              <w:rPr>
+                <w:rFonts w:ascii="Calibri" w:hAnsi="Calibri"/>
+                <w:sz w:val="19"/>
+              </w:rPr>
+            </w:r>
+          </w:p>
+        </w:tc>
+        <w:tc>
+          <w:tcPr>
+            <w:tcW w:type="dxa" w:w="720"/>
+          </w:tcPr>
+          <w:p>
+            <w:r>
+              <w:t>2026</w:t>
+            </w:r>
+            <w:r>
+              <w:rPr>
+                <w:rFonts w:ascii="Calibri" w:hAnsi="Calibri"/>
+                <w:color w:val="555555"/>
+                <w:sz w:val="19"/>
+              </w:rPr>
             </w:r>
           </w:p>
         </w:tc>
@@ -734,6 +800,94 @@
           <w:sz w:val="26"/>
         </w:rPr>
         <w:t>KEY PROJECTS</w:t>
+      </w:r>
+    </w:p>
+    <w:p>
+      <w:r>
+        <w:rPr>
+          <w:rFonts w:ascii="Calibri" w:hAnsi="Calibri"/>
+          <w:b/>
+          <w:color w:val="1A3C6E"/>
+          <w:sz w:val="21"/>
+        </w:rPr>
+        <w:t>BunkerGuard AI — Agentic Maritime Fuel Verification  |  Top 5 Worldwide, SuperAI NEXT Hackathon</w:t>
+      </w:r>
+    </w:p>
+    <w:p>
+      <w:pPr>
+        <w:pStyle w:val="ListBullet"/>
+        <w:spacing w:before="20" w:after="20"/>
+        <w:ind w:left="432"/>
+      </w:pPr>
+      <w:r>
+        <w:rPr>
+          <w:rFonts w:ascii="Calibri" w:hAnsi="Calibri"/>
+          <w:sz w:val="20"/>
+        </w:rPr>
+        <w:t>Built in 36 hours for a global hackathon selecting 200 AI builders; earned a Top 5 finish and presented on the main SuperAI stage</w:t>
+      </w:r>
+    </w:p>
+    <w:p>
+      <w:pPr>
+        <w:pStyle w:val="ListBullet"/>
+        <w:spacing w:before="20" w:after="20"/>
+        <w:ind w:left="432"/>
+      </w:pPr>
+      <w:r>
+        <w:rPr>
+          <w:rFonts w:ascii="Calibri" w:hAnsi="Calibri"/>
+          <w:sz w:val="20"/>
+        </w:rPr>
+        <w:t>Engineered a five-stage human-in-the-loop workflow with four autonomous agents and Chief Engineer approval to verify fuel deliveries before sign-off</w:t>
+      </w:r>
+    </w:p>
+    <w:p>
+      <w:pPr>
+        <w:pStyle w:val="ListBullet"/>
+        <w:spacing w:before="20" w:after="20"/>
+        <w:ind w:left="432"/>
+      </w:pPr>
+      <w:r>
+        <w:rPr>
+          <w:rFonts w:ascii="Calibri" w:hAnsi="Calibri"/>
+          <w:sz w:val="20"/>
+        </w:rPr>
+        <w:t>Combined OCR, Exa enrichment, 26 deterministic anomaly rules, risk scoring, and SHA-256 evidence reports to surface fraud in approximately 90 seconds</w:t>
+      </w:r>
+    </w:p>
+    <w:p>
+      <w:pPr>
+        <w:pStyle w:val="ListBullet"/>
+        <w:spacing w:before="20" w:after="20"/>
+        <w:ind w:left="432"/>
+      </w:pPr>
+      <w:r>
+        <w:rPr>
+          <w:rFonts w:ascii="Calibri" w:hAnsi="Calibri"/>
+          <w:sz w:val="20"/>
+        </w:rPr>
+        <w:t>Deployed the React dashboard on Vercel with an AWS Lambda/API Gateway backend, Bedrock, S3, and Supabase</w:t>
+      </w:r>
+    </w:p>
+    <w:p>
+      <w:pPr>
+        <w:pStyle w:val="ListBullet"/>
+        <w:spacing w:before="20" w:after="20"/>
+        <w:ind w:left="432"/>
+      </w:pPr>
+      <w:r>
+        <w:rPr>
+          <w:rFonts w:ascii="Calibri" w:hAnsi="Calibri"/>
+          <w:b/>
+          <w:sz w:val="20"/>
+        </w:rPr>
+        <w:t>Tech: React, TypeScript, Python, AWS Lambda, API Gateway, Bedrock, S3, Supabase, Exa, Vercel AI SDK, Three.js</w:t>
+      </w:r>
+      <w:r>
+        <w:rPr>
+          <w:rFonts w:ascii="Calibri" w:hAnsi="Calibri"/>
+          <w:sz w:val="20"/>
+        </w:rPr>
       </w:r>
     </w:p>
     <w:p>
